--- a/data/ai_paras/AI_para_157.docx
+++ b/data/ai_paras/AI_para_157.docx
@@ -4,7 +4,7 @@
   <w:body>
     <w:p>
       <w:r>
-        <w:t>Progressive taxation has been shown to facilitate more equitable wealth distribution by allocating financial resources according to individuals' capacity to contribute. Economic studies emphasize the role of such tax structures in narrowing the income gap, as higher earners are required to pay a larger proportion of their income, effectively redistributing wealth throughout society. This approach aligns with findings from Goulder et al., who suggest that progressive tax policies can balance equity and efficiency by imposing a heavier tax burden on those with greater financial means, thereby supporting broader economic stability (Lee et al., 2020). Furthermore, expert opinions indicate that progressive taxation enhances public services by generating increased revenue for social infrastructure, which can benefit all societal strata. Thus, by fostering an environment where wealth is more evenly dispersed and public resources are adequately funded, progressive taxation emerges as a viable strategy for promoting economic justice and societal well-being.</w:t>
+        <w:t>In conclusion, the arguments in favor of imposing higher taxes on wealthy individuals underscore the potential for these policies to promote economic fairness and societal well-being. Progressive taxation serves as a tool to redistribute wealth more equitably, thereby addressing economic disparities and enhancing public welfare through improved funding for social programs. The societal benefits of such a tax system are further evidenced by the successful implementation in various high-tax economies, which have demonstrated that equitable taxation can coexist with robust economic performance. Moreover, the ethical dimension of taxation highlights the moral responsibility of wealthier individuals to contribute proportionally to societal resources, reflecting a commitment to social responsibility. By aligning tax contributions with the ability to pay, higher taxes on the affluent are not merely a fiscal policy but a broader societal commitment to fostering an inclusive and equitable economic environment.</w:t>
       </w:r>
     </w:p>
     <w:sectPr>
